--- a/plugins/haipipe-toolkit/skills/diagrams/BoardSkillBoard-260722/4-QPf-page-folder/QPf5-display/word/QPf5-display.docx
+++ b/plugins/haipipe-toolkit/skills/diagrams/BoardSkillBoard-260722/4-QPf-page-folder/QPf5-display/word/QPf5-display.docx
@@ -4,6 +4,14 @@
   <w:body>
     <w:p>
       <w:pPr>
+        <w:pStyle w:val="Title"/>
+      </w:pPr>
+      <w:r>
+        <w:t xml:space="preserve">Display · adopted unit folders, shown and accepted on the page</w:t>
+      </w:r>
+    </w:p>
+    <w:p>
+      <w:pPr>
         <w:pStyle w:val="Heading1"/>
       </w:pPr>
       <w:r>
@@ -65,7 +73,7 @@
         <w:t xml:space="preserve">The kinds, and who draws them</w:t>
       </w:r>
       <w:r>
-        <w:t xml:space="preserve">: one door sends the ask to five drawing skills, four scripted and one written by hand. A data-driven skill draws numbers, and it may not go back to the raw data. It reads only the small approved copy in intake/. A concept-driven skill draws an idea, so it holds no numbers at all, and its input is the sketch itself. The ✒️ row is the one whose writer is a person: someone writes the .tex by hand, which is how both units on this page were drawn. It earns a row because it is written in TeX itself, so it picks up the document's fonts and math and float.tex can pull it in directly. Its skill is named after that MECHANISM rather than one package, so haipipe-display-tex covers a TikZ figure, an algorithm block, and a display equation alike (JL 260816). Such a unit still owes a compiled assets/figure.pdf, because a document that includes it rarely carries the author's own preamble. Drawing a unit again from its recipe depends on the kind. A python figure reruns its script, a diagram redraws from its spec, and an AI picture replays its saved prompt.</w:t>
+        <w:t xml:space="preserve">: one door sends the ask to five drawing skills, four scripted and one written by hand. A data-driven skill draws numbers, and it may not go back to the raw data. It reads only the small approved copy in intake/. A concept-driven skill draws an idea, so it holds no numbers at all, and its input is the sketch itself. In the ✒️ row a person draws by hand: they type the picture as .tex code, and that is how both units on this page were drawn. It gets its own row because the drawing is TeX code, so it uses the document's own fonts and math, and float.tex can pull the file in as it is. The skill is named after that way of drawing, not after one package, so haipipe-display-tex covers a TikZ figure, an algorithm block, and a math display (JL 260816). Such a unit still owes a built assets/figure.pdf. A document that pulls the code in rarely has the same setup lines at the top of the file. Drawing a unit again from its recipe depends on the kind. A python figure reruns its script, a diagram redraws from its spec, and an AI picture replays its saved prompt.</w:t>
       </w:r>
     </w:p>
     <w:p>
@@ -219,7 +227,7 @@
     </w:p>
     <w:p>
       <w:r>
-        <w:t xml:space="preserve">The slides plugin already works this way on QPf3. Its deck asks for an id, a small helper turns the id into the file's real path, and the template holds no digits at all. So a hand-typed number has nowhere to live. That id lookup already reaches units under a page, because the citation index finds a unit by id wherever the unit sits. Aim A1 asks for the other half. The build adapter should accept a page's display/ as a unit root, so –check can report an out-of-date page unit instead of hiding it.</w:t>
+        <w:t xml:space="preserve">The slides plugin already works this way on QPf3. Its deck asks for an id, a small helper turns the id into the file's real path, and the template holds no digits at all. So a hand-typed number has nowhere to live. That id lookup already reaches units under a page, because the citation index finds a unit by id wherever the unit sits. Aim A1 asks for the other half. The build adapter should accept a page's display/ as a unit root, so --check can report an out-of-date page unit instead of hiding it.</w:t>
       </w:r>
     </w:p>
     <w:sectPr>
@@ -292,6 +300,19 @@
       <w:sz w:val="24"/>
     </w:rPr>
   </w:style>
+  <w:style w:type="paragraph" w:styleId="Title">
+    <w:name w:val="Title"/>
+    <w:pPr>
+      <w:keepNext/>
+      <w:spacing w:before="0" w:after="360" w:line="300" w:lineRule="auto"/>
+      <w:jc w:val="center"/>
+    </w:pPr>
+    <w:rPr>
+      <w:rFonts w:ascii="Times New Roman" w:hAnsi="Times New Roman"/>
+      <w:b/>
+      <w:sz w:val="32"/>
+    </w:rPr>
+  </w:style>
   <w:style w:type="paragraph" w:styleId="Heading2">
     <w:name w:val="heading 2"/>
     <w:pPr>
